--- a/docs/spa-screening/esempi/Relazione_Tecnica_generale_ex_cava_ventrone_cap9-riscritto.docx
+++ b/docs/spa-screening/esempi/Relazione_Tecnica_generale_ex_cava_ventrone_cap9-riscritto.docx
@@ -1392,99 +1392,123 @@
     <w:p>
       <w:pPr/>
       <w:r>
-        <w:t>Ne consegue che il sito assume la qualificazione di sito di destinazione ai sensi del D.P.R. 120/2017. L’intervento non configura, in nessuna sua parte, un impianto di smaltimento o di recupero di rifiuti e non è soggetto al titolo abilitativo di cui all’art. 208 del D.Lgs. 152/2006.</w:t>
+        <w:t>L’utilizzo previsto rientra espressamente fra quelli contemplati dall’art. 4, comma 2, lettera b), numero 1), del D.P.R. 120/2017, che annovera i reinterri, i riempimenti, le rimodellazioni e i recuperi ambientali fra le destinazioni idonee a integrare il requisito di conformità dell’utilizzo.</w:t>
       </w:r>
     </w:p>
     <w:p>
       <w:pPr/>
       <w:r>
-        <w:t>È conseguentemente esclusa l’accettazione di:</w:t>
-      </w:r>
-    </w:p>
-    <w:p>
-      <w:pPr>
-        <w:pStyle w:val="Puntoelenco"/>
-      </w:pPr>
-      <w:r>
-        <w:t>rifiuti di qualsiasi natura, pericolosi e non pericolosi;</w:t>
-      </w:r>
-    </w:p>
-    <w:p>
-      <w:pPr>
-        <w:pStyle w:val="Puntoelenco"/>
-      </w:pPr>
-      <w:r>
-        <w:t>aggregati riciclati, materie prime seconde e ogni altro materiale derivante da operazioni di recupero di rifiuti, ivi compresi i rifiuti da costruzione e demolizione;</w:t>
-      </w:r>
-    </w:p>
-    <w:p>
-      <w:pPr>
-        <w:pStyle w:val="Puntoelenco"/>
-      </w:pPr>
-      <w:r>
-        <w:t>terre e rocce da scavo prive della documentazione attestante la qualificazione a sottoprodotto;</w:t>
-      </w:r>
-    </w:p>
-    <w:p>
-      <w:pPr>
-        <w:pStyle w:val="Puntoelenco"/>
-      </w:pPr>
-      <w:r>
-        <w:t>materiali contenenti amianto;</w:t>
-      </w:r>
-    </w:p>
-    <w:p>
-      <w:pPr>
-        <w:pStyle w:val="Puntoelenco"/>
-      </w:pPr>
-      <w:r>
-        <w:t>terre e rocce provenienti da siti oggetto di procedimento di bonifica, o comunque non rispondenti ai valori di riferimento assunti al paragrafo 9.3.</w:t>
+        <w:t>Ne consegue che il sito assume la qualificazione di sito di destinazione ai sensi dell’art. 2, comma 1, lettera m), del medesimo regolamento. L’intervento non configura, in nessuna sua parte, un impianto di smaltimento o di recupero di rifiuti e non è soggetto al titolo abilitativo di cui all’art. 208 del D.Lgs. 152/2006.</w:t>
       </w:r>
     </w:p>
     <w:p>
       <w:pPr/>
       <w:r>
-        <w:t>Nessuna disposizione del presente progetto, né degli atti autorizzativi che ne conseguono, può essere interpretata nel senso di consentire il conferimento di materiali diversi da quelli individuati al primo capoverso.</w:t>
+        <w:t>È conseguentemente esclusa l’accettazione di:</w:t>
       </w:r>
     </w:p>
     <w:p>
       <w:pPr>
-        <w:pStyle w:val="Titolo2"/>
-      </w:pPr>
-      <w:r>
-        <w:t>9.2 Adempimenti a monte del conferimento</w:t>
+        <w:pStyle w:val="Puntoelenco"/>
+      </w:pPr>
+      <w:r>
+        <w:t>rifiuti di qualsiasi natura, pericolosi e non pericolosi;</w:t>
+      </w:r>
+    </w:p>
+    <w:p>
+      <w:pPr>
+        <w:pStyle w:val="Puntoelenco"/>
+      </w:pPr>
+      <w:r>
+        <w:t>rifiuti provenienti dall’esecuzione di interventi di demolizione di edifici o di altri manufatti, espressamente esclusi dall’ambito di applicazione del regolamento dall’art. 3, comma 2, del D.P.R. 120/2017;</w:t>
+      </w:r>
+    </w:p>
+    <w:p>
+      <w:pPr>
+        <w:pStyle w:val="Puntoelenco"/>
+      </w:pPr>
+      <w:r>
+        <w:t>aggregati riciclati, materie prime seconde e ogni altro materiale derivante da operazioni di recupero di rifiuti;</w:t>
+      </w:r>
+    </w:p>
+    <w:p>
+      <w:pPr>
+        <w:pStyle w:val="Puntoelenco"/>
+      </w:pPr>
+      <w:r>
+        <w:t>terre e rocce da scavo prive della documentazione attestante la qualificazione a sottoprodotto;</w:t>
+      </w:r>
+    </w:p>
+    <w:p>
+      <w:pPr>
+        <w:pStyle w:val="Puntoelenco"/>
+      </w:pPr>
+      <w:r>
+        <w:t>materiali contenenti amianto in misura eccedente i limiti di cui all’art. 4, comma 4, del D.P.R. 120/2017;</w:t>
+      </w:r>
+    </w:p>
+    <w:p>
+      <w:pPr>
+        <w:pStyle w:val="Puntoelenco"/>
+      </w:pPr>
+      <w:r>
+        <w:t>terre e rocce non rispondenti ai valori di riferimento assunti al paragrafo 9.3.</w:t>
       </w:r>
     </w:p>
     <w:p>
       <w:pPr/>
       <w:r>
-        <w:t>Ogni partita conferita proviene da un cantiere di produzione presso il quale è stata perfezionata, prima dell’avvio del trasporto, la procedura di qualificazione prevista dal D.P.R. 120/2017 in ragione delle dimensioni del cantiere di origine e del suo assoggettamento a valutazione di impatto ambientale o ad autorizzazione integrata ambientale: piano di utilizzo per i cantieri di grandi dimensioni soggetti a VIA o ad AIA, dichiarazione di utilizzo negli altri casi.</w:t>
+        <w:t>Nessuna disposizione del presente progetto, né degli atti autorizzativi che ne conseguono, può essere interpretata nel senso di consentire il conferimento di materiali diversi da quelli individuati al primo capoverso.</w:t>
+      </w:r>
+    </w:p>
+    <w:p>
+      <w:pPr>
+        <w:pStyle w:val="Titolo2"/>
+      </w:pPr>
+      <w:r>
+        <w:t>9.2 Adempimenti a monte del conferimento</w:t>
       </w:r>
     </w:p>
     <w:p>
       <w:pPr/>
       <w:r>
-        <w:t>Copia dell’atto in forza del quale la partita è qualificata sottoprodotto, unitamente alla documentazione di caratterizzazione del sito di produzione, è acquisita e verificata prima dell’accettazione. In sua assenza il conferimento è respinto; non è ammessa regolarizzazione successiva allo scarico.</w:t>
+        <w:t>Ogni partita conferita proviene da un cantiere di produzione presso il quale è stata perfezionata, prima dell’avvio del trasporto, la procedura di qualificazione prevista dal D.P.R. 120/2017 in ragione delle dimensioni del cantiere di origine, definite dall’art. 2, comma 1, lettere t), u) e v), sulla soglia di seimila metri cubi calcolati dalle sezioni di progetto:</w:t>
       </w:r>
     </w:p>
     <w:p>
       <w:pPr>
-        <w:pStyle w:val="Titolo2"/>
-      </w:pPr>
-      <w:r>
-        <w:t>9.3 Requisiti di qualità ambientale</w:t>
+        <w:pStyle w:val="Puntoelenco"/>
+      </w:pPr>
+      <w:r>
+        <w:t>cantieri di grandi dimensioni soggetti a VIA o ad AIA (Capo II): piano di utilizzo redatto secondo l’allegato 5 e trasmesso all’autorità competente e all’Agenzia di protezione ambientale ai sensi dell’art. 9, comma 1, almeno novanta giorni prima dell’inizio dei lavori ovvero, per le opere soggette a VIA o AIA, prima della conclusione del procedimento;</w:t>
+      </w:r>
+    </w:p>
+    <w:p>
+      <w:pPr>
+        <w:pStyle w:val="Puntoelenco"/>
+      </w:pPr>
+      <w:r>
+        <w:t>cantieri di piccole dimensioni (Capo III): dichiarazione di utilizzo ai sensi dell’art. 21, comma 1, resa mediante il modulo di cui all’allegato 6 e trasmessa al comune del luogo di produzione e all’Agenzia di protezione ambientale almeno quindici giorni prima dell’inizio dei lavori di scavo;</w:t>
+      </w:r>
+    </w:p>
+    <w:p>
+      <w:pPr>
+        <w:pStyle w:val="Puntoelenco"/>
+      </w:pPr>
+      <w:r>
+        <w:t>cantieri di grandi dimensioni non sottoposti a VIA o AIA (Capo IV): dichiarazione di cui all’art. 21, secondo le procedure degli artt. 20 e 21, come disposto dall’art. 22.</w:t>
       </w:r>
     </w:p>
     <w:p>
       <w:pPr/>
       <w:r>
-        <w:t>I materiali rispettano i requisiti di qualità ambientale di cui all’Allegato 4 al D.P.R. 120/2017. Il termine di riferimento è costituito dalle Concentrazioni Soglia di Contaminazione della colonna A della Tabella 1, Allegato 5 al Titolo V della Parte Quarta del D.Lgs. 152/2006.</w:t>
+        <w:t>Copia dell’atto in forza del quale la partita è qualificata sottoprodotto, unitamente alla documentazione di caratterizzazione del sito di produzione, è acquisita e verificata prima dell’accettazione. In sua assenza il conferimento è respinto; non è ammessa regolarizzazione successiva allo scarico.</w:t>
       </w:r>
     </w:p>
     <w:p>
       <w:pPr/>
       <w:r>
-        <w:t>L’adozione della colonna A discende dalla destinazione agricola dell’area ed è coerente con il criterio già applicato nel Piano di Investigazione Preliminare, i cui esiti hanno formato oggetto di presa d’atto da parte della Regione Campania. Essa è assunta in via cautelativa e non è derogabile: il superamento anche di un solo parametro comporta il respingimento della partita.</w:t>
+        <w:t>La programmazione dei conferimenti tiene conto del termine di utilizzo indicato nella dichiarazione di cui all’art. 21, comma 1, che non può superare un anno dalla data di produzione delle terre e rocce da scavo, salvo il caso in cui l’opera di destinazione preveda un termine di esecuzione superiore. Poiché la fase di conferimento del presente progetto ha durata pluriennale, tale circostanza è espressamente rappresentata ai produttori e riscontrata in sede di accettazione di ciascuna partita.</w:t>
       </w:r>
     </w:p>
     <w:p>
@@ -1492,45 +1516,95 @@
         <w:pStyle w:val="Titolo2"/>
       </w:pPr>
       <w:r>
-        <w:t>9.4 Requisiti fisici e geotecnici</w:t>
+        <w:t>9.3 Requisiti di qualità ambientale</w:t>
       </w:r>
     </w:p>
     <w:p>
       <w:pPr/>
       <w:r>
-        <w:t>Oltre ai requisiti ambientali, i materiali possiedono caratteristiche granulometriche, contenuto d’acqua e comportamento meccanico compatibili con la funzione di ricomposizione morfologica e con i requisiti di addensamento di cui al capitolo 10. Sono esclusi i materiali che, per natura o stato, non consentano di conseguire il grado di costipamento richiesto, ovvero che introducano nel corpo di riporto discontinuità di permeabilità tali da alterare il deflusso delle acque di infiltrazione.</w:t>
+        <w:t>I materiali rispettano i requisiti di qualità ambientale di cui all’art. 4, comma 2, lettera d), del D.P.R. 120/2017 e all’allegato 4 al medesimo regolamento. Il termine di riferimento è costituito dalle Concentrazioni Soglia di Contaminazione della colonna A della Tabella 1, Allegato 5, al Titolo V, della Parte Quarta del D.Lgs. 152/2006.</w:t>
       </w:r>
     </w:p>
     <w:p>
       <w:pPr/>
       <w:r>
-        <w:t>Non è ammessa la presenza di materiali estranei, ancorché in tracce, quali frammenti di laterizio, calcestruzzo, conglomerato bituminoso, materie plastiche, legno o metalli.</w:t>
-      </w:r>
-    </w:p>
-    <w:p>
-      <w:pPr>
-        <w:pStyle w:val="Titolo2"/>
-      </w:pPr>
-      <w:r>
-        <w:t>9.5 Controllo in accettazione, tracciabilità e registrazione</w:t>
+        <w:t>La colonna A discende dalla destinazione d’uso urbanistica del sito di destinazione, cui l’art. 20, comma 1, del D.P.R. 120/2017 — richiamato per i cantieri di grandi dimensioni non sottoposti a VIA o AIA dall’art. 22 — espressamente àncora il riferimento: l’area è classificata in zona agricola. Il criterio è inoltre coerente con quello già applicato nel Piano di Investigazione Preliminare, i cui esiti hanno formato oggetto di presa d’atto da parte della Regione Campania. Esso non è derogabile: il superamento anche di un solo parametro comporta il respingimento della partita.</w:t>
       </w:r>
     </w:p>
     <w:p>
       <w:pPr/>
       <w:r>
-        <w:t>Prima dell’avvio dei conferimenti è redatto un Piano di Controllo Qualità dei materiali, quale documento autonomo, che definisce i criteri di accettazione, il set analitico minimo, la frequenza dei controlli in accettazione riferita al volume conferito, la procedura di respingimento e di gestione delle non conformità, nonché le modalità di registrazione e conservazione della documentazione.</w:t>
+        <w:t>È altresì verificato che le terre e rocce da scavo non costituiscano fonte diretta o indiretta di contaminazione per le acque sotterranee, ai sensi dell’art. 20, comma 1, del D.P.R. 120/2017.</w:t>
       </w:r>
     </w:p>
     <w:p>
       <w:pPr/>
       <w:r>
-        <w:t>Per ciascun lotto in ingresso sono verificati e registrati il sito di produzione, l’atto di qualificazione a sottoprodotto, la quantità, gli esiti della caratterizzazione e il documento di trasporto. I conferimenti sono annotati in un registro cronologico che riporta altresì la posizione di collocazione del materiale nel corpo di riporto, in modo che ogni volume posto in opera sia riconducibile alla partita di provenienza.</w:t>
+        <w:t>Quanto alle terre e rocce contenenti materiali di riporto, l’art. 4, comma 3, del D.P.R. 120/2017 ammette una componente di origine antropica frammista non superiore al venti per cento in peso, subordinandola al test di cessione secondo le metodiche del D.M. 5 febbraio 1998. Il presente progetto adotta un criterio più restrittivo, escludendo l’accettazione di partite contenenti materiali di riporto di origine antropica: la scelta è deliberata e discende dalla collocazione del sito nel Piano Regionale di Bonifica e dall’esigenza di non introdurre nel corpo di riporto matrici che richiedano verifiche ulteriori.</w:t>
+      </w:r>
+    </w:p>
+    <w:p>
+      <w:pPr>
+        <w:pStyle w:val="Titolo2"/>
+      </w:pPr>
+      <w:r>
+        <w:t>9.4 Requisiti fisici e geotecnici</w:t>
       </w:r>
     </w:p>
     <w:p>
       <w:pPr/>
       <w:r>
-        <w:t>La Direzione Lavori ha facoltà di disporre in qualsiasi momento controlli analitici ulteriori, anche in contraddittorio, su materiali già accettati o in corso di scarico. La documentazione è conservata per il periodo prescritto e resa disponibile agli organi di controllo. Al termine dell’utilizzo è resa la dichiarazione di avvenuto utilizzo nei termini previsti dal D.P.R. 120/2017.</w:t>
+        <w:t>Oltre ai requisiti ambientali, i materiali possiedono caratteristiche granulometriche, contenuto d’acqua e comportamento meccanico compatibili con la funzione di ricomposizione morfologica e con i requisiti di addensamento di cui al capitolo 10. Sono esclusi i materiali che, per natura o stato, non consentano di conseguire il grado di costipamento richiesto, ovvero che introducano nel corpo di riporto discontinuità di permeabilità tali da alterare il deflusso delle acque di infiltrazione.</w:t>
+      </w:r>
+    </w:p>
+    <w:p>
+      <w:pPr/>
+      <w:r>
+        <w:t>Non è ammessa la presenza di materiali estranei, ancorché in tracce, quali frammenti di laterizio, calcestruzzo, conglomerato bituminoso, materie plastiche, legno o metalli.</w:t>
+      </w:r>
+    </w:p>
+    <w:p>
+      <w:pPr>
+        <w:pStyle w:val="Titolo2"/>
+      </w:pPr>
+      <w:r>
+        <w:t>9.5 Trasporto, controllo in accettazione e tracciabilità</w:t>
+      </w:r>
+    </w:p>
+    <w:p>
+      <w:pPr/>
+      <w:r>
+        <w:t>Il trasporto di ciascuna partita fuori dal sito di produzione è accompagnato dalla documentazione di cui all’allegato 7 al D.P.R. 120/2017, predisposta ai sensi dell’art. 6 in triplice copia — per il produttore o proponente, per il trasportatore e per il destinatario — e conservata per tre anni, a disposizione dell’autorità di controllo in qualunque momento.</w:t>
+      </w:r>
+    </w:p>
+    <w:p>
+      <w:pPr/>
+      <w:r>
+        <w:t>Prima dell’avvio dei conferimenti è redatto un Piano di Controllo Qualità dei materiali, quale documento autonomo, che definisce i criteri di accettazione, il set analitico minimo, la frequenza dei controlli in accettazione riferita al volume conferito, la procedura di respingimento e di gestione delle non conformità, nonché le modalità di registrazione e conservazione della documentazione.</w:t>
+      </w:r>
+    </w:p>
+    <w:p>
+      <w:pPr/>
+      <w:r>
+        <w:t>Per ciascun lotto in ingresso sono verificati e registrati il sito di produzione, l’atto di qualificazione a sottoprodotto, la quantità, gli esiti della caratterizzazione e la documentazione di trasporto. I conferimenti sono annotati in un registro cronologico che riporta altresì la posizione di collocazione del materiale nel corpo di riporto, in modo che ogni volume posto in opera sia riconducibile alla partita di provenienza.</w:t>
+      </w:r>
+    </w:p>
+    <w:p>
+      <w:pPr/>
+      <w:r>
+        <w:t>La Direzione Lavori ha facoltà di disporre in qualsiasi momento controlli analitici ulteriori, anche in contraddittorio, su materiali già accettati o in corso di scarico.</w:t>
+      </w:r>
+    </w:p>
+    <w:p>
+      <w:pPr/>
+      <w:r>
+        <w:t>Non è previsto deposito intermedio nel sito di destinazione. Ove se ne renda necessaria l’attivazione, esso è conforme ai requisiti dell’art. 5 del D.P.R. 120/2017, fermo restando che, decorso il periodo di durata indicato nel piano di utilizzo o nella dichiarazione, viene meno con effetto immediato la qualifica di sottoprodotto delle terre e rocce non utilizzate.</w:t>
+      </w:r>
+    </w:p>
+    <w:p>
+      <w:pPr/>
+      <w:r>
+        <w:t>Al termine dell’utilizzo è resa la dichiarazione di avvenuto utilizzo ai sensi dell’art. 7 del D.P.R. 120/2017, mediante il modulo di cui all’allegato 8, all’autorità competente e all’Agenzia di protezione ambientale competenti per il sito di destinazione nonché ai comuni del sito di produzione e del sito di destinazione, entro il termine di validità del piano di utilizzo o della dichiarazione e comunque conservata per cinque anni. Il proponente riscontra l’avvenuto adempimento, atteso che l’omessa dichiarazione comporta la cessazione immediata della qualifica di sottoprodotto.</w:t>
       </w:r>
     </w:p>
     <w:p>
